--- a/资料/比赛要求/基于运动想象的脑-机交互系统技(10).docx
+++ b/资料/比赛要求/基于运动想象的脑-机交互系统技(10).docx
@@ -626,12 +626,17 @@
         </w:rPr>
       </w:pPr>
       <w:r>
-        <w:rPr>
-          <w:rFonts w:hint="eastAsia"/>
-          <w:sz w:val="34"/>
-          <w:szCs w:val="34"/>
-        </w:rPr>
-        <w:t>单试次总时长设置为6秒，采用固定时序流程，同时划定专用脑电特征截取窗口：</w:t>
+        <w:t>左手和右手任务的单试次总时长设置为6秒，采用固定时序流程，并统一将数据重采样或保持为250 Hz：</w:t>
+      </w:r>
+    </w:p>
+    <w:p>
+      <w:r>
+        <w:t>固定通道顺序：Cz、C3、C4、CP3、FC4、FC3、CP4、CPz。该顺序同时作为模型输入通道轴顺序，所有数据集、训练、微调与在线推理均不得按字母或原始文件顺序重新排列。</w:t>
+      </w:r>
+    </w:p>
+    <w:p>
+      <w:r>
+        <w:t>通道索引映射：0=Cz，1=C3，2=C4，3=CP3，4=FC4，5=FC3，6=CP4，7=CPz。</w:t>
       </w:r>
     </w:p>
     <w:p>
@@ -704,38 +709,28 @@
         </w:rPr>
       </w:pPr>
       <w:r>
-        <w:rPr>
-          <w:rFonts w:hint="eastAsia"/>
-          <w:sz w:val="34"/>
-          <w:szCs w:val="34"/>
-        </w:rPr>
-        <w:t>3. 2~4s：运动想象核心阶段，固定截取2~4s区间脑电作为特征数据（该窗口已通过数据集验证，后续可开展对照实验进一步优化）；</w:t>
-      </w:r>
-    </w:p>
-    <w:p>
-      <w:pPr>
-        <w:rPr>
-          <w:rFonts w:hint="eastAsia"/>
-          <w:sz w:val="34"/>
-          <w:szCs w:val="34"/>
-        </w:rPr>
-      </w:pPr>
-    </w:p>
-    <w:p>
-      <w:pPr>
-        <w:rPr>
-          <w:rFonts w:hint="eastAsia"/>
-          <w:sz w:val="34"/>
-          <w:szCs w:val="34"/>
-        </w:rPr>
-      </w:pPr>
-      <w:r>
-        <w:rPr>
-          <w:rFonts w:hint="eastAsia"/>
-          <w:sz w:val="34"/>
-          <w:szCs w:val="34"/>
-        </w:rPr>
-        <w:t>4. 4~6s：试次休息阶段，休息结束后自动进入下一试次循环。</w:t>
+        <w:t>3. 2~6 s：完整运动想象阶段，固定截取单试次绝对时间2~6 s作为特征数据，共4 s、1000个时间点；该窗口等价于Cue出现后0~4 s；</w:t>
+      </w:r>
+    </w:p>
+    <w:p>
+      <w:pPr>
+        <w:rPr>
+          <w:rFonts w:hint="eastAsia"/>
+          <w:sz w:val="34"/>
+          <w:szCs w:val="34"/>
+        </w:rPr>
+      </w:pPr>
+    </w:p>
+    <w:p>
+      <w:pPr>
+        <w:rPr>
+          <w:rFonts w:hint="eastAsia"/>
+          <w:sz w:val="34"/>
+          <w:szCs w:val="34"/>
+        </w:rPr>
+      </w:pPr>
+      <w:r>
+        <w:t>4. 静息类采用独立静息试次或公开数据中的合格休息段：整个2~6 s保持放松、不进行任何运动想象，同样截取4 s、1000个时间点。BCI IV 2a 中仅保留左手和右手原始试次，双脚和舌头丢弃；静息样本从相邻任务之间无Cue、无运动想象、无伪迹的连续休息/准备段提取。</w:t>
       </w:r>
     </w:p>
     <w:p>
